--- a/kit/step-cards/3-your-agent-at-work.docx
+++ b/kit/step-cards/3-your-agent-at-work.docx
@@ -51,15 +51,87 @@
     </w:p>
     <w:p>
       <w:pPr>
-        <w:pStyle w:val="ListNumber"/>
+        <w:pStyle w:val="Heading3"/>
       </w:pPr>
       <w:r>
-        <w:t>Open Copilot Chat: Control+Alt+I on Windows, or Command+Control+I on a Mac.</w:t>
+        <w:t>In a browser</w:t>
       </w:r>
     </w:p>
     <w:p>
       <w:pPr>
         <w:pStyle w:val="ListNumber"/>
+        <w:numPr>
+          <w:ilvl w:val="0"/>
+          <w:numId w:val="10"/>
+        </w:numPr>
+      </w:pPr>
+      <w:r>
+        <w:t>In the same conversation as block 2, paste the text for "Block 3: your agent at work" from letitglow.app/ahg/assistant, and press Enter.</w:t>
+      </w:r>
+    </w:p>
+    <w:p>
+      <w:pPr>
+        <w:pStyle w:val="ListNumber"/>
+        <w:numPr>
+          <w:ilvl w:val="0"/>
+          <w:numId w:val="10"/>
+        </w:numPr>
+      </w:pPr>
+      <w:r>
+        <w:t>Your assistant uses your agent from block 2. If it asks for your agent, paste it, or open your downloaded SKILL.md and copy it from there.</w:t>
+      </w:r>
+    </w:p>
+    <w:p>
+      <w:pPr>
+        <w:pStyle w:val="ListNumber"/>
+        <w:numPr>
+          <w:ilvl w:val="0"/>
+          <w:numId w:val="10"/>
+        </w:numPr>
+      </w:pPr>
+      <w:r>
+        <w:t>Choose a file from the PSY 101 sample course. Your assistant suggests the one that best fits your agent.</w:t>
+      </w:r>
+    </w:p>
+    <w:p>
+      <w:pPr>
+        <w:pStyle w:val="ListNumber"/>
+        <w:numPr>
+          <w:ilvl w:val="0"/>
+          <w:numId w:val="10"/>
+        </w:numPr>
+      </w:pPr>
+      <w:r>
+        <w:t>Read your agent's answer. Then read the short note: one thing it did well, and where it guessed.</w:t>
+      </w:r>
+    </w:p>
+    <w:p>
+      <w:pPr>
+        <w:pStyle w:val="Heading3"/>
+      </w:pPr>
+      <w:r>
+        <w:t>In VS Code</w:t>
+      </w:r>
+    </w:p>
+    <w:p>
+      <w:pPr>
+        <w:pStyle w:val="ListNumber"/>
+        <w:numPr>
+          <w:ilvl w:val="0"/>
+          <w:numId w:val="11"/>
+        </w:numPr>
+      </w:pPr>
+      <w:r>
+        <w:t>Open Copilot Chat: Control+Alt+I on Windows, or Control+Command+I on a Mac.</w:t>
+      </w:r>
+    </w:p>
+    <w:p>
+      <w:pPr>
+        <w:pStyle w:val="ListNumber"/>
+        <w:numPr>
+          <w:ilvl w:val="0"/>
+          <w:numId w:val="11"/>
+        </w:numPr>
       </w:pPr>
       <w:r>
         <w:t>Type /try-my-agent and press Enter.</w:t>
@@ -68,6 +140,10 @@
     <w:p>
       <w:pPr>
         <w:pStyle w:val="ListNumber"/>
+        <w:numPr>
+          <w:ilvl w:val="0"/>
+          <w:numId w:val="11"/>
+        </w:numPr>
       </w:pPr>
       <w:r>
         <w:t>Choose a file from the PSY 101 sample course. Copilot suggests the one that best fits your agent.</w:t>
@@ -76,9 +152,13 @@
     <w:p>
       <w:pPr>
         <w:pStyle w:val="ListNumber"/>
+        <w:numPr>
+          <w:ilvl w:val="0"/>
+          <w:numId w:val="11"/>
+        </w:numPr>
       </w:pPr>
       <w:r>
-        <w:t>Read your agent's answer. Then read Copilot's short note: one thing it did well, and where it guessed.</w:t>
+        <w:t>Read your agent's answer. Then read Copilot's short note: one thing it did well, and where it guessed. To read a long answer as plain text, press Alt+F2 on Windows or Option+F2 on a Mac.</w:t>
       </w:r>
     </w:p>
     <w:p>
@@ -104,7 +184,7 @@
     </w:p>
     <w:p>
       <w:r>
-        <w:t>Use a ready-made agent from examples/agents for this step, or read the first answer in examples/maria-alternate-format-planner.md, section 4.</w:t>
+        <w:t>Use a ready-made agent for this step, or read the first answer in examples/maria-alternate-format-planner.md, section 4.</w:t>
       </w:r>
     </w:p>
     <w:p>
@@ -370,6 +450,18 @@
   </w:num>
   <w:num w:numId="9">
     <w:abstractNumId w:val="0"/>
+  </w:num>
+  <w:num w:numId="10">
+    <w:abstractNumId w:val="7"/>
+    <w:lvlOverride w:ilvl="0">
+      <w:startOverride w:val="1"/>
+    </w:lvlOverride>
+  </w:num>
+  <w:num w:numId="11">
+    <w:abstractNumId w:val="7"/>
+    <w:lvlOverride w:ilvl="0">
+      <w:startOverride w:val="1"/>
+    </w:lvlOverride>
   </w:num>
 </w:numbering>
 </file>

--- a/kit/step-cards/3-your-agent-at-work.docx
+++ b/kit/step-cards/3-your-agent-at-work.docx
@@ -12,7 +12,7 @@
     </w:p>
     <w:p>
       <w:r>
-        <w:t>Block 3 of 7, 11:50 to 12:15.</w:t>
+        <w:t>Block 3 of 7, 11:40 to 12:15.</w:t>
       </w:r>
     </w:p>
     <w:p>
@@ -38,7 +38,7 @@
     </w:p>
     <w:p>
       <w:r>
-        <w:t>Your agent's first answer on a real course document, and a sense of where it had to guess.</w:t>
+        <w:t>Your agent's first answer on a real course document, and version 2 of your agent, revised from what that answer showed.</w:t>
       </w:r>
     </w:p>
     <w:p>
@@ -163,6 +163,94 @@
     </w:p>
     <w:p>
       <w:pPr>
+        <w:pStyle w:val="Heading3"/>
+      </w:pPr>
+      <w:r>
+        <w:t>Then make the next version, in a browser</w:t>
+      </w:r>
+    </w:p>
+    <w:p>
+      <w:pPr>
+        <w:pStyle w:val="ListNumber"/>
+        <w:numPr>
+          <w:ilvl w:val="0"/>
+          <w:numId w:val="12"/>
+        </w:numPr>
+      </w:pPr>
+      <w:r>
+        <w:t>In the same conversation, paste the review text from letitglow.app/ahg/assistant, under "Review your agent", and press Enter.</w:t>
+      </w:r>
+    </w:p>
+    <w:p>
+      <w:pPr>
+        <w:pStyle w:val="ListNumber"/>
+        <w:numPr>
+          <w:ilvl w:val="0"/>
+          <w:numId w:val="12"/>
+        </w:numPr>
+      </w:pPr>
+      <w:r>
+        <w:t>Read the twelve Yes or Not yet lines, then the one change it suggests and why.</w:t>
+      </w:r>
+    </w:p>
+    <w:p>
+      <w:pPr>
+        <w:pStyle w:val="ListNumber"/>
+        <w:numPr>
+          <w:ilvl w:val="0"/>
+          <w:numId w:val="12"/>
+        </w:numPr>
+      </w:pPr>
+      <w:r>
+        <w:t>Say yes, or reword the change in your own words. Your assistant gives you version 2 of your agent in a box with a Copy button. Copy it and keep it, the same way as in block 2.</w:t>
+      </w:r>
+    </w:p>
+    <w:p>
+      <w:pPr>
+        <w:pStyle w:val="Heading3"/>
+      </w:pPr>
+      <w:r>
+        <w:t>Then make the next version, in VS Code</w:t>
+      </w:r>
+    </w:p>
+    <w:p>
+      <w:pPr>
+        <w:pStyle w:val="ListNumber"/>
+        <w:numPr>
+          <w:ilvl w:val="0"/>
+          <w:numId w:val="13"/>
+        </w:numPr>
+      </w:pPr>
+      <w:r>
+        <w:t>Type /review-my-agent and press Enter.</w:t>
+      </w:r>
+    </w:p>
+    <w:p>
+      <w:pPr>
+        <w:pStyle w:val="ListNumber"/>
+        <w:numPr>
+          <w:ilvl w:val="0"/>
+          <w:numId w:val="13"/>
+        </w:numPr>
+      </w:pPr>
+      <w:r>
+        <w:t>Read the twelve Yes or Not yet lines, then the one change it suggests and why.</w:t>
+      </w:r>
+    </w:p>
+    <w:p>
+      <w:pPr>
+        <w:pStyle w:val="ListNumber"/>
+        <w:numPr>
+          <w:ilvl w:val="0"/>
+          <w:numId w:val="13"/>
+        </w:numPr>
+      </w:pPr>
+      <w:r>
+        <w:t>Say yes, or reword the change. Copilot saves version 2 of your agent and installs it.</w:t>
+      </w:r>
+    </w:p>
+    <w:p>
+      <w:pPr>
         <w:pStyle w:val="Heading2"/>
       </w:pPr>
       <w:r>
@@ -171,7 +259,7 @@
     </w:p>
     <w:p>
       <w:r>
-        <w:t>You have an answer, and you can name one thing your agent had to guess.</w:t>
+        <w:t>You have an answer, you can name one thing your agent had to guess, and you have version 2.</w:t>
       </w:r>
     </w:p>
     <w:p>
@@ -202,7 +290,7 @@
     </w:p>
     <w:p>
       <w:r>
-        <w:t>Your agent has done real work on a real course document. The guessing is the setup for after lunch.</w:t>
+        <w:t>Your agent has done real work on a real course document, and you made it better. The guessing that is left is the setup for after lunch.</w:t>
       </w:r>
     </w:p>
     <w:p>
@@ -458,6 +546,18 @@
     </w:lvlOverride>
   </w:num>
   <w:num w:numId="11">
+    <w:abstractNumId w:val="7"/>
+    <w:lvlOverride w:ilvl="0">
+      <w:startOverride w:val="1"/>
+    </w:lvlOverride>
+  </w:num>
+  <w:num w:numId="12">
+    <w:abstractNumId w:val="7"/>
+    <w:lvlOverride w:ilvl="0">
+      <w:startOverride w:val="1"/>
+    </w:lvlOverride>
+  </w:num>
+  <w:num w:numId="13">
     <w:abstractNumId w:val="7"/>
     <w:lvlOverride w:ilvl="0">
       <w:startOverride w:val="1"/>

--- a/kit/step-cards/3-your-agent-at-work.docx
+++ b/kit/step-cards/3-your-agent-at-work.docx
@@ -12,6 +12,7 @@
     </w:p>
     <w:p>
       <w:r>
+        <w:rPr/>
         <w:t>Block 3 of 7, 11:40 to 12:15.</w:t>
       </w:r>
     </w:p>
@@ -25,6 +26,7 @@
     </w:p>
     <w:p>
       <w:r>
+        <w:rPr/>
         <w:t>Step 3 of 7: your agent at work on one course document.</w:t>
       </w:r>
     </w:p>
@@ -38,6 +40,7 @@
     </w:p>
     <w:p>
       <w:r>
+        <w:rPr/>
         <w:t>Your agent's first answer on a real course document, and version 2 of your agent, revised from what that answer showed.</w:t>
       </w:r>
     </w:p>
@@ -66,6 +69,7 @@
         </w:numPr>
       </w:pPr>
       <w:r>
+        <w:rPr/>
         <w:t>In the same conversation as block 2, paste the text for "Block 3: your agent at work" from letitglow.app/ahg/assistant, and press Enter.</w:t>
       </w:r>
     </w:p>
@@ -78,6 +82,7 @@
         </w:numPr>
       </w:pPr>
       <w:r>
+        <w:rPr/>
         <w:t>Your assistant uses your agent from block 2. If it asks for your agent, paste it, or open your downloaded SKILL.md and copy it from there.</w:t>
       </w:r>
     </w:p>
@@ -90,6 +95,7 @@
         </w:numPr>
       </w:pPr>
       <w:r>
+        <w:rPr/>
         <w:t>Choose a file from the PSY 101 sample course. Your assistant suggests the one that best fits your agent.</w:t>
       </w:r>
     </w:p>
@@ -102,6 +108,7 @@
         </w:numPr>
       </w:pPr>
       <w:r>
+        <w:rPr/>
         <w:t>Read your agent's answer. Then read the short note: one thing it did well, and where it guessed.</w:t>
       </w:r>
     </w:p>
@@ -122,6 +129,7 @@
         </w:numPr>
       </w:pPr>
       <w:r>
+        <w:rPr/>
         <w:t>Open Copilot Chat: Control+Alt+I on Windows, or Control+Command+I on a Mac.</w:t>
       </w:r>
     </w:p>
@@ -134,6 +142,7 @@
         </w:numPr>
       </w:pPr>
       <w:r>
+        <w:rPr/>
         <w:t>Type /try-my-agent and press Enter.</w:t>
       </w:r>
     </w:p>
@@ -146,6 +155,7 @@
         </w:numPr>
       </w:pPr>
       <w:r>
+        <w:rPr/>
         <w:t>Choose a file from the PSY 101 sample course. Copilot suggests the one that best fits your agent.</w:t>
       </w:r>
     </w:p>
@@ -158,6 +168,7 @@
         </w:numPr>
       </w:pPr>
       <w:r>
+        <w:rPr/>
         <w:t>Read your agent's answer. Then read Copilot's short note: one thing it did well, and where it guessed. To read a long answer as plain text, press Alt+F2 on Windows or Option+F2 on a Mac.</w:t>
       </w:r>
     </w:p>
@@ -178,6 +189,7 @@
         </w:numPr>
       </w:pPr>
       <w:r>
+        <w:rPr/>
         <w:t>In the same conversation, paste the review text from letitglow.app/ahg/assistant, under "Review your agent", and press Enter.</w:t>
       </w:r>
     </w:p>
@@ -190,6 +202,7 @@
         </w:numPr>
       </w:pPr>
       <w:r>
+        <w:rPr/>
         <w:t>Read the twelve Yes or Not yet lines, then the one change it suggests and why.</w:t>
       </w:r>
     </w:p>
@@ -202,6 +215,7 @@
         </w:numPr>
       </w:pPr>
       <w:r>
+        <w:rPr/>
         <w:t>Say yes, or reword the change in your own words. Your assistant gives you version 2 of your agent in a box with a Copy button. Copy it and keep it, the same way as in block 2.</w:t>
       </w:r>
     </w:p>
@@ -222,6 +236,7 @@
         </w:numPr>
       </w:pPr>
       <w:r>
+        <w:rPr/>
         <w:t>Type /review-my-agent and press Enter.</w:t>
       </w:r>
     </w:p>
@@ -234,6 +249,7 @@
         </w:numPr>
       </w:pPr>
       <w:r>
+        <w:rPr/>
         <w:t>Read the twelve Yes or Not yet lines, then the one change it suggests and why.</w:t>
       </w:r>
     </w:p>
@@ -246,6 +262,7 @@
         </w:numPr>
       </w:pPr>
       <w:r>
+        <w:rPr/>
         <w:t>Say yes, or reword the change. Copilot saves version 2 of your agent and installs it.</w:t>
       </w:r>
     </w:p>
@@ -259,6 +276,7 @@
     </w:p>
     <w:p>
       <w:r>
+        <w:rPr/>
         <w:t>You have an answer, you can name one thing your agent had to guess, and you have version 2.</w:t>
       </w:r>
     </w:p>
@@ -272,11 +290,13 @@
     </w:p>
     <w:p>
       <w:r>
+        <w:rPr/>
         <w:t>Use a ready-made agent for this step, or read the first answer in examples/maria-alternate-format-planner.md, section 4.</w:t>
       </w:r>
     </w:p>
     <w:p>
       <w:r>
+        <w:rPr/>
         <w:t>Raise a hand at any time. A helper comes to you.</w:t>
       </w:r>
     </w:p>
@@ -290,6 +310,7 @@
     </w:p>
     <w:p>
       <w:r>
+        <w:rPr/>
         <w:t>Your agent has done real work on a real course document, and you made it better. The guessing that is left is the setup for after lunch.</w:t>
       </w:r>
     </w:p>
@@ -303,7 +324,35 @@
     </w:p>
     <w:p>
       <w:r>
+        <w:rPr/>
         <w:t>Try your agent on one document from your own work, with nothing private in it.</w:t>
+      </w:r>
+    </w:p>
+    <w:p>
+      <w:pPr>
+        <w:pStyle w:val="Heading2"/>
+      </w:pPr>
+      <w:r>
+        <w:t>Sources</w:t>
+      </w:r>
+    </w:p>
+    <w:p>
+      <w:r>
+        <w:rPr/>
+        <w:t xml:space="preserve">Checked on 29 October 2026: the keys on this card are in the kit's README, with their sources. The standard every agent cites is </w:t>
+      </w:r>
+      <w:hyperlink r:id="rId10">
+        <w:r>
+          <w:rPr>
+            <w:rStyle w:val="Hyperlink"/>
+            <w:u w:val="single"/>
+          </w:rPr>
+          <w:t xml:space="preserve">WCAG 2.2</w:t>
+        </w:r>
+      </w:hyperlink>
+      <w:r>
+        <w:rPr/>
+        <w:t>.</w:t>
       </w:r>
     </w:p>
     <w:sectPr>
